--- a/lessons/3-2-group1/homework.docx
+++ b/lessons/3-2-group1/homework.docx
@@ -417,6 +417,69 @@
       </w:r>
       <w:r>
         <w:t xml:space="preserve"> — A way to compare two amounts, like 3 to 2.</w:t>
+      </w:r>
+    </w:p>
+    <w:p>
+      <w:pPr>
+        <w:keepNext/>
+        <w:spacing w:after="20" w:before="80"/>
+        <w:jc w:val="center"/>
+      </w:pPr>
+      <w:r>
+        <w:drawing>
+          <wp:inline distT="0" distB="0" distL="0" distR="0">
+            <wp:extent cx="1047750" cy="790575"/>
+            <wp:effectExtent t="0" r="0" b="0" l="0"/>
+            <wp:docPr id="1" name="" descr="" title=""/>
+            <wp:cNvGraphicFramePr>
+              <a:graphicFrameLocks xmlns:a="http://schemas.openxmlformats.org/drawingml/2006/main" noChangeAspect="1"/>
+            </wp:cNvGraphicFramePr>
+            <a:graphic xmlns:a="http://schemas.openxmlformats.org/drawingml/2006/main">
+              <a:graphicData uri="http://schemas.openxmlformats.org/drawingml/2006/picture">
+                <pic:pic xmlns:pic="http://schemas.openxmlformats.org/drawingml/2006/picture">
+                  <pic:nvPicPr>
+                    <pic:cNvPr id="0" name="" descr=""/>
+                    <pic:cNvPicPr>
+                      <a:picLocks noChangeAspect="1" noChangeArrowheads="1"/>
+                    </pic:cNvPicPr>
+                  </pic:nvPicPr>
+                  <pic:blipFill>
+                    <a:blip r:embed="rId8" cstate="none"/>
+                    <a:srcRect/>
+                    <a:stretch>
+                      <a:fillRect/>
+                    </a:stretch>
+                  </pic:blipFill>
+                  <pic:spPr bwMode="auto">
+                    <a:xfrm>
+                      <a:off x="0" y="0"/>
+                      <a:ext cx="1047750" cy="790575"/>
+                    </a:xfrm>
+                    <a:prstGeom prst="rect">
+                      <a:avLst/>
+                    </a:prstGeom>
+                  </pic:spPr>
+                </pic:pic>
+              </a:graphicData>
+            </a:graphic>
+          </wp:inline>
+        </w:drawing>
+      </w:r>
+    </w:p>
+    <w:p>
+      <w:pPr>
+        <w:keepNext/>
+        <w:spacing w:after="120"/>
+      </w:pPr>
+      <w:r>
+        <w:rPr>
+          <w:b/>
+          <w:bCs/>
+        </w:rPr>
+        <w:t xml:space="preserve">Unit price (Precio unitario)</w:t>
+      </w:r>
+      <w:r>
+        <w:t xml:space="preserve"> — A unit rate that gives the cost of exactly 1 item, like $0.60 per game.</w:t>
       </w:r>
     </w:p>
     <w:p>
